--- a/Darukaa_Earth_Submission_Report.docx
+++ b/Darukaa_Earth_Submission_Report.docx
@@ -226,7 +226,7 @@
           <w:color w:val="2563EB"/>
           <w:u w:val="single"/>
         </w:rPr>
-        <w:t>https://github.com/darukaa-earth/darukaa-earth-platform</w:t>
+        <w:t>https://github.com/PixellHacker/darukaa-earth-platform</w:t>
         <w:br/>
       </w:r>
       <w:r>
